--- a/Chap/OOProg02/MySolution/OOP.2.6 - FilteringV10/OOP.2.6.docx
+++ b/Chap/OOProg02/MySolution/OOP.2.6 - FilteringV10/OOP.2.6.docx
@@ -4,6 +4,9 @@
   <w:body>
     <w:p>
       <w:r>
+        <w:rPr>
+          <w:noProof/>
+        </w:rPr>
         <w:drawing>
           <wp:inline distT="0" distB="0" distL="0" distR="0" wp14:anchorId="2E8D9C79" wp14:editId="75664456">
             <wp:extent cx="6120130" cy="3851910"/>
@@ -49,8 +52,14 @@
     <w:p>
       <w:pPr>
         <w:pStyle w:val="Heading2"/>
+        <w:rPr>
+          <w:lang w:val="en-US"/>
+        </w:rPr>
       </w:pPr>
       <w:r>
+        <w:rPr>
+          <w:lang w:val="en-US"/>
+        </w:rPr>
         <w:lastRenderedPageBreak/>
         <w:t>Step 1</w:t>
       </w:r>
@@ -67,21 +76,7 @@
             <w:rStyle w:val="Hyperlink"/>
             <w:lang w:val="en-US"/>
           </w:rPr>
-          <w:t>Filtering</w:t>
-        </w:r>
-        <w:r>
-          <w:rPr>
-            <w:rStyle w:val="Hyperlink"/>
-            <w:lang w:val="en-US"/>
-          </w:rPr>
-          <w:t>V</w:t>
-        </w:r>
-        <w:r>
-          <w:rPr>
-            <w:rStyle w:val="Hyperlink"/>
-            <w:lang w:val="en-US"/>
-          </w:rPr>
-          <w:t>10.sln</w:t>
+          <w:t>FilteringV10.sln</w:t>
         </w:r>
       </w:hyperlink>
       <w:r>
@@ -118,6 +113,7 @@
       </w:pPr>
       <w:r>
         <w:rPr>
+          <w:noProof/>
           <w:lang w:val="en-US"/>
         </w:rPr>
         <w:drawing>
@@ -167,30 +163,8 @@
         <w:rPr>
           <w:lang w:val="en-US"/>
         </w:rPr>
-        <w:t xml:space="preserve">Then as parameter in the </w:t>
+        <w:t>Then as parameter in the FilterValues we add IFilterCondition</w:t>
       </w:r>
-      <w:proofErr w:type="spellStart"/>
-      <w:r>
-        <w:rPr>
-          <w:lang w:val="en-US"/>
-        </w:rPr>
-        <w:t>FilterValues</w:t>
-      </w:r>
-      <w:proofErr w:type="spellEnd"/>
-      <w:r>
-        <w:rPr>
-          <w:lang w:val="en-US"/>
-        </w:rPr>
-        <w:t xml:space="preserve"> we add </w:t>
-      </w:r>
-      <w:proofErr w:type="spellStart"/>
-      <w:r>
-        <w:rPr>
-          <w:lang w:val="en-US"/>
-        </w:rPr>
-        <w:t>IFilterCondition</w:t>
-      </w:r>
-      <w:proofErr w:type="spellEnd"/>
     </w:p>
     <w:p>
       <w:pPr>
@@ -200,6 +174,7 @@
       </w:pPr>
       <w:r>
         <w:rPr>
+          <w:noProof/>
           <w:lang w:val="en-US"/>
         </w:rPr>
         <w:drawing>
@@ -259,6 +234,116 @@
           <w:lang w:val="en-US"/>
         </w:rPr>
       </w:pPr>
+      <w:r>
+        <w:rPr>
+          <w:lang w:val="en-US"/>
+        </w:rPr>
+        <w:drawing>
+          <wp:inline distT="0" distB="0" distL="0" distR="0" wp14:anchorId="73688FE2" wp14:editId="03FEF9CE">
+            <wp:extent cx="6120130" cy="2317750"/>
+            <wp:effectExtent l="0" t="0" r="0" b="0"/>
+            <wp:docPr id="1352092529" name="Picture 1" descr="A computer screen with colorful text&#10;&#10;AI-generated content may be incorrect."/>
+            <wp:cNvGraphicFramePr>
+              <a:graphicFrameLocks xmlns:a="http://schemas.openxmlformats.org/drawingml/2006/main" noChangeAspect="1"/>
+            </wp:cNvGraphicFramePr>
+            <a:graphic xmlns:a="http://schemas.openxmlformats.org/drawingml/2006/main">
+              <a:graphicData uri="http://schemas.openxmlformats.org/drawingml/2006/picture">
+                <pic:pic xmlns:pic="http://schemas.openxmlformats.org/drawingml/2006/picture">
+                  <pic:nvPicPr>
+                    <pic:cNvPr id="1352092529" name="Picture 1" descr="A computer screen with colorful text&#10;&#10;AI-generated content may be incorrect."/>
+                    <pic:cNvPicPr/>
+                  </pic:nvPicPr>
+                  <pic:blipFill>
+                    <a:blip r:embed="rId8"/>
+                    <a:stretch>
+                      <a:fillRect/>
+                    </a:stretch>
+                  </pic:blipFill>
+                  <pic:spPr>
+                    <a:xfrm>
+                      <a:off x="0" y="0"/>
+                      <a:ext cx="6120130" cy="2317750"/>
+                    </a:xfrm>
+                    <a:prstGeom prst="rect">
+                      <a:avLst/>
+                    </a:prstGeom>
+                  </pic:spPr>
+                </pic:pic>
+              </a:graphicData>
+            </a:graphic>
+          </wp:inline>
+        </w:drawing>
+      </w:r>
+    </w:p>
+    <w:p>
+      <w:pPr>
+        <w:pStyle w:val="Heading2"/>
+        <w:rPr>
+          <w:lang w:val="en-US"/>
+        </w:rPr>
+      </w:pPr>
+      <w:r>
+        <w:rPr>
+          <w:lang w:val="en-US"/>
+        </w:rPr>
+        <w:lastRenderedPageBreak/>
+        <w:t>Step 3</w:t>
+      </w:r>
+    </w:p>
+    <w:p>
+      <w:pPr>
+        <w:rPr>
+          <w:lang w:val="en-US"/>
+        </w:rPr>
+      </w:pPr>
+      <w:r>
+        <w:rPr>
+          <w:lang w:val="en-US"/>
+        </w:rPr>
+        <w:drawing>
+          <wp:inline distT="0" distB="0" distL="0" distR="0" wp14:anchorId="58AF221D" wp14:editId="07A00F2F">
+            <wp:extent cx="6120130" cy="290830"/>
+            <wp:effectExtent l="0" t="0" r="0" b="0"/>
+            <wp:docPr id="1143227811" name="Picture 1"/>
+            <wp:cNvGraphicFramePr>
+              <a:graphicFrameLocks xmlns:a="http://schemas.openxmlformats.org/drawingml/2006/main" noChangeAspect="1"/>
+            </wp:cNvGraphicFramePr>
+            <a:graphic xmlns:a="http://schemas.openxmlformats.org/drawingml/2006/main">
+              <a:graphicData uri="http://schemas.openxmlformats.org/drawingml/2006/picture">
+                <pic:pic xmlns:pic="http://schemas.openxmlformats.org/drawingml/2006/picture">
+                  <pic:nvPicPr>
+                    <pic:cNvPr id="1143227811" name=""/>
+                    <pic:cNvPicPr/>
+                  </pic:nvPicPr>
+                  <pic:blipFill>
+                    <a:blip r:embed="rId9"/>
+                    <a:stretch>
+                      <a:fillRect/>
+                    </a:stretch>
+                  </pic:blipFill>
+                  <pic:spPr>
+                    <a:xfrm>
+                      <a:off x="0" y="0"/>
+                      <a:ext cx="6120130" cy="290830"/>
+                    </a:xfrm>
+                    <a:prstGeom prst="rect">
+                      <a:avLst/>
+                    </a:prstGeom>
+                  </pic:spPr>
+                </pic:pic>
+              </a:graphicData>
+            </a:graphic>
+          </wp:inline>
+        </w:drawing>
+      </w:r>
+    </w:p>
+    <w:p>
+      <w:r>
+        <w:t>List.where kan filtre en l</w:t>
+      </w:r>
+      <w:r>
+        <w:t>iste</w:t>
+      </w:r>
     </w:p>
     <w:sectPr>
       <w:pgSz w:w="11906" w:h="16838"/>
